--- a/Teacher Resources (Start Here)/17_STARLAB_Showcase_Planning_Kit.docx
+++ b/Teacher Resources (Start Here)/17_STARLAB_Showcase_Planning_Kit.docx
@@ -81,6 +81,9 @@
             </w:r>
           </w:p>
         </w:tc>
+        <w:trPr>
+          <w:tblHeader/>
+        </w:trPr>
       </w:tr>
     </w:tbl>
     <w:p>
@@ -95,6 +98,20 @@
       </w:pPr>
       <w:r>
         <w:t>How to Use This Kit</w:t>
+      </w:r>
+    </w:p>
+    <w:p>
+      <w:pPr>
+        <w:pStyle w:val="Heading1"/>
+      </w:pPr>
+      <w:r>
+        <w:rPr>
+          <w:b/>
+        </w:rPr>
+        <w:t>Course requirement:</w:t>
+      </w:r>
+      <w:r>
+        <w:t xml:space="preserve"> Every student presents to a genuine public audience. Acceptable formats include a university poster session, public science fair, district or school research night, superintendent or administrator presentation, community event, or public final defense with invited audience members beyond the class.</w:t>
       </w:r>
     </w:p>
     <w:p>
@@ -138,7 +155,7 @@
         <w:spacing w:after="80" w:line="252" w:lineRule="auto"/>
       </w:pPr>
       <w:r>
-        <w:t>Adapt names, dates, locations, rubrics, and communication language to match local school expectations.</w:t>
+        <w:t>Adapt names, dates, locations, and communication language to match local school expectations. Use Unit 6 Appendix M as the official showcase scoring rubric.</w:t>
       </w:r>
     </w:p>
     <w:p>
@@ -271,6 +288,9 @@
             </w:r>
           </w:p>
         </w:tc>
+        <w:trPr>
+          <w:tblHeader/>
+        </w:trPr>
       </w:tr>
       <w:tr>
         <w:tc>
@@ -813,6 +833,9 @@
             </w:r>
           </w:p>
         </w:tc>
+        <w:trPr>
+          <w:tblHeader/>
+        </w:trPr>
       </w:tr>
       <w:tr>
         <w:tc>
@@ -1272,6 +1295,9 @@
             </w:r>
           </w:p>
         </w:tc>
+        <w:trPr>
+          <w:tblHeader/>
+        </w:trPr>
       </w:tr>
       <w:tr>
         <w:tc>
@@ -1728,6 +1754,9 @@
             </w:r>
           </w:p>
         </w:tc>
+        <w:trPr>
+          <w:tblHeader/>
+        </w:trPr>
       </w:tr>
       <w:tr>
         <w:tc>
@@ -2240,6 +2269,9 @@
             </w:r>
           </w:p>
         </w:tc>
+        <w:trPr>
+          <w:tblHeader/>
+        </w:trPr>
       </w:tr>
       <w:tr>
         <w:tc>
@@ -2588,6 +2620,9 @@
             </w:r>
           </w:p>
         </w:tc>
+        <w:trPr>
+          <w:tblHeader/>
+        </w:trPr>
       </w:tr>
       <w:tr>
         <w:tc>
@@ -3060,6 +3095,9 @@
             </w:r>
           </w:p>
         </w:tc>
+        <w:trPr>
+          <w:tblHeader/>
+        </w:trPr>
       </w:tr>
       <w:tr>
         <w:tc>
@@ -4098,6 +4136,9 @@
             </w:r>
           </w:p>
         </w:tc>
+        <w:trPr>
+          <w:tblHeader/>
+        </w:trPr>
       </w:tr>
       <w:tr>
         <w:tc>
@@ -4422,6 +4463,9 @@
             </w:r>
           </w:p>
         </w:tc>
+        <w:trPr>
+          <w:tblHeader/>
+        </w:trPr>
       </w:tr>
       <w:tr>
         <w:tc>
@@ -4752,6 +4796,9 @@
             </w:r>
           </w:p>
         </w:tc>
+        <w:trPr>
+          <w:tblHeader/>
+        </w:trPr>
       </w:tr>
       <w:tr>
         <w:tc>
@@ -5084,7 +5131,15 @@
         <w:spacing w:after="100"/>
       </w:pPr>
       <w:r>
-        <w:t>10. Showcase Rubric</w:t>
+        <w:t>10. Teacher Showcase Readiness Guide</w:t>
+      </w:r>
+    </w:p>
+    <w:p>
+      <w:pPr>
+        <w:pStyle w:val="Heading1"/>
+      </w:pPr>
+      <w:r>
+        <w:t>This is a teacher preparation guide, not a scoring rubric. Use Unit 6 Appendix M to score the public showcase presentation.</w:t>
       </w:r>
     </w:p>
     <w:tbl>
@@ -5108,18 +5163,8 @@
             <w:shd w:fill="111111"/>
           </w:tcPr>
           <w:p>
-            <w:pPr>
-              <w:jc w:val="left"/>
-            </w:pPr>
-            <w:r/>
             <w:r>
-              <w:rPr>
-                <w:rFonts w:ascii="Arial" w:hAnsi="Arial"/>
-                <w:b/>
-                <w:color w:val="FFFFFF"/>
-                <w:sz w:val="17"/>
-              </w:rPr>
-              <w:t>Category</w:t>
+              <w:t>Preparation Area</w:t>
             </w:r>
           </w:p>
         </w:tc>
@@ -5129,18 +5174,8 @@
             <w:shd w:fill="111111"/>
           </w:tcPr>
           <w:p>
-            <w:pPr>
-              <w:jc w:val="left"/>
-            </w:pPr>
-            <w:r/>
             <w:r>
-              <w:rPr>
-                <w:rFonts w:ascii="Arial" w:hAnsi="Arial"/>
-                <w:b/>
-                <w:color w:val="FFFFFF"/>
-                <w:sz w:val="17"/>
-              </w:rPr>
-              <w:t>Advanced</w:t>
+              <w:t>Ready When</w:t>
             </w:r>
           </w:p>
         </w:tc>
@@ -5150,18 +5185,8 @@
             <w:shd w:fill="111111"/>
           </w:tcPr>
           <w:p>
-            <w:pPr>
-              <w:jc w:val="left"/>
-            </w:pPr>
-            <w:r/>
             <w:r>
-              <w:rPr>
-                <w:rFonts w:ascii="Arial" w:hAnsi="Arial"/>
-                <w:b/>
-                <w:color w:val="FFFFFF"/>
-                <w:sz w:val="17"/>
-              </w:rPr>
-              <w:t>Proficient</w:t>
+              <w:t>Teacher Check</w:t>
             </w:r>
           </w:p>
         </w:tc>
@@ -5171,18 +5196,8 @@
             <w:shd w:fill="111111"/>
           </w:tcPr>
           <w:p>
-            <w:pPr>
-              <w:jc w:val="left"/>
-            </w:pPr>
-            <w:r/>
             <w:r>
-              <w:rPr>
-                <w:rFonts w:ascii="Arial" w:hAnsi="Arial"/>
-                <w:b/>
-                <w:color w:val="FFFFFF"/>
-                <w:sz w:val="17"/>
-              </w:rPr>
-              <w:t>Developing</w:t>
+              <w:t>If Not Ready</w:t>
             </w:r>
           </w:p>
         </w:tc>
@@ -5192,18 +5207,63 @@
             <w:shd w:fill="111111"/>
           </w:tcPr>
           <w:p>
-            <w:pPr>
-              <w:jc w:val="left"/>
-            </w:pPr>
-            <w:r/>
             <w:r>
-              <w:rPr>
-                <w:rFonts w:ascii="Arial" w:hAnsi="Arial"/>
-                <w:b/>
-                <w:color w:val="FFFFFF"/>
-                <w:sz w:val="17"/>
-              </w:rPr>
-              <w:t>Beginning</w:t>
+              <w:t>Related Resource</w:t>
+            </w:r>
+          </w:p>
+        </w:tc>
+        <w:trPr>
+          <w:tblHeader/>
+        </w:trPr>
+      </w:tr>
+      <w:tr>
+        <w:tc>
+          <w:tcPr>
+            <w:tcW w:type="dxa" w:w="2045"/>
+          </w:tcPr>
+          <w:p>
+            <w:r>
+              <w:t>Research Understanding</w:t>
+            </w:r>
+          </w:p>
+        </w:tc>
+        <w:tc>
+          <w:tcPr>
+            <w:tcW w:type="dxa" w:w="2045"/>
+          </w:tcPr>
+          <w:p>
+            <w:r>
+              <w:t>Student explains the purpose, question, method, evidence, revisions, and limitations accurately.</w:t>
+            </w:r>
+          </w:p>
+        </w:tc>
+        <w:tc>
+          <w:tcPr>
+            <w:tcW w:type="dxa" w:w="2045"/>
+          </w:tcPr>
+          <w:p>
+            <w:r>
+              <w:t>Ask for a one-sentence research story.</w:t>
+            </w:r>
+          </w:p>
+        </w:tc>
+        <w:tc>
+          <w:tcPr>
+            <w:tcW w:type="dxa" w:w="2045"/>
+          </w:tcPr>
+          <w:p>
+            <w:r>
+              <w:t>Conference on the research story and require another short explanation practice.</w:t>
+            </w:r>
+          </w:p>
+        </w:tc>
+        <w:tc>
+          <w:tcPr>
+            <w:tcW w:type="dxa" w:w="2045"/>
+          </w:tcPr>
+          <w:p>
+            <w:r>
+              <w:t>U6 H2</w:t>
             </w:r>
           </w:p>
         </w:tc>
@@ -5211,101 +5271,51 @@
       <w:tr>
         <w:tc>
           <w:tcPr>
-            <w:tcW w:type="dxa" w:w="1944"/>
-            <w:vAlign w:val="top"/>
+            <w:tcW w:type="dxa" w:w="2045"/>
           </w:tcPr>
           <w:p>
-            <w:pPr>
-              <w:jc w:val="left"/>
-            </w:pPr>
-            <w:r/>
             <w:r>
-              <w:rPr>
-                <w:rFonts w:ascii="Arial" w:hAnsi="Arial"/>
-                <w:b w:val="0"/>
-                <w:sz w:val="17"/>
-              </w:rPr>
-              <w:t>Research Understanding</w:t>
+              <w:t>Evidence Explanation</w:t>
             </w:r>
           </w:p>
         </w:tc>
         <w:tc>
           <w:tcPr>
-            <w:tcW w:type="dxa" w:w="2232"/>
-            <w:vAlign w:val="top"/>
+            <w:tcW w:type="dxa" w:w="2045"/>
           </w:tcPr>
           <w:p>
-            <w:pPr>
-              <w:jc w:val="left"/>
-            </w:pPr>
-            <w:r/>
             <w:r>
-              <w:rPr>
-                <w:rFonts w:ascii="Arial" w:hAnsi="Arial"/>
-                <w:b w:val="0"/>
-                <w:sz w:val="17"/>
-              </w:rPr>
-              <w:t>Explains project, evidence, revisions, and limitations with depth.</w:t>
+              <w:t>Student points to specific data, visuals, observations, or prototype results and avoids overclaiming.</w:t>
             </w:r>
           </w:p>
         </w:tc>
         <w:tc>
           <w:tcPr>
-            <w:tcW w:type="dxa" w:w="2232"/>
-            <w:vAlign w:val="top"/>
+            <w:tcW w:type="dxa" w:w="2045"/>
           </w:tcPr>
           <w:p>
-            <w:pPr>
-              <w:jc w:val="left"/>
-            </w:pPr>
-            <w:r/>
             <w:r>
-              <w:rPr>
-                <w:rFonts w:ascii="Arial" w:hAnsi="Arial"/>
-                <w:b w:val="0"/>
-                <w:sz w:val="17"/>
-              </w:rPr>
-              <w:t>Explains project clearly and accurately.</w:t>
+              <w:t>Ask the student to explain the strongest visual.</w:t>
             </w:r>
           </w:p>
         </w:tc>
         <w:tc>
           <w:tcPr>
-            <w:tcW w:type="dxa" w:w="2232"/>
-            <w:vAlign w:val="top"/>
+            <w:tcW w:type="dxa" w:w="2045"/>
           </w:tcPr>
           <w:p>
-            <w:pPr>
-              <w:jc w:val="left"/>
-            </w:pPr>
-            <w:r/>
             <w:r>
-              <w:rPr>
-                <w:rFonts w:ascii="Arial" w:hAnsi="Arial"/>
-                <w:b w:val="0"/>
-                <w:sz w:val="17"/>
-              </w:rPr>
-              <w:t>Explains some parts but lacks detail or clarity.</w:t>
+              <w:t>Rehearse one evidence-centered explanation using the strongest visual.</w:t>
             </w:r>
           </w:p>
         </w:tc>
         <w:tc>
           <w:tcPr>
-            <w:tcW w:type="dxa" w:w="2232"/>
-            <w:vAlign w:val="top"/>
+            <w:tcW w:type="dxa" w:w="2045"/>
           </w:tcPr>
           <w:p>
-            <w:pPr>
-              <w:jc w:val="left"/>
-            </w:pPr>
-            <w:r/>
             <w:r>
-              <w:rPr>
-                <w:rFonts w:ascii="Arial" w:hAnsi="Arial"/>
-                <w:b w:val="0"/>
-                <w:sz w:val="17"/>
-              </w:rPr>
-              <w:t>Struggles to explain the project accurately.</w:t>
+              <w:t>U6 H9</w:t>
             </w:r>
           </w:p>
         </w:tc>
@@ -5313,101 +5323,51 @@
       <w:tr>
         <w:tc>
           <w:tcPr>
-            <w:tcW w:type="dxa" w:w="1944"/>
-            <w:vAlign w:val="top"/>
+            <w:tcW w:type="dxa" w:w="2045"/>
           </w:tcPr>
           <w:p>
-            <w:pPr>
-              <w:jc w:val="left"/>
-            </w:pPr>
-            <w:r/>
             <w:r>
-              <w:rPr>
-                <w:rFonts w:ascii="Arial" w:hAnsi="Arial"/>
-                <w:b w:val="0"/>
-                <w:sz w:val="17"/>
-              </w:rPr>
-              <w:t>Evidence Explanation</w:t>
+              <w:t>Visual Communication</w:t>
             </w:r>
           </w:p>
         </w:tc>
         <w:tc>
           <w:tcPr>
-            <w:tcW w:type="dxa" w:w="2232"/>
-            <w:vAlign w:val="top"/>
+            <w:tcW w:type="dxa" w:w="2045"/>
           </w:tcPr>
           <w:p>
-            <w:pPr>
-              <w:jc w:val="left"/>
-            </w:pPr>
-            <w:r/>
             <w:r>
-              <w:rPr>
-                <w:rFonts w:ascii="Arial" w:hAnsi="Arial"/>
-                <w:b w:val="0"/>
-                <w:sz w:val="17"/>
-              </w:rPr>
-              <w:t>Uses specific data and visuals effectively to support claims.</w:t>
+              <w:t>The product is readable, accurate, audience-ready, and centered on the most important evidence.</w:t>
             </w:r>
           </w:p>
         </w:tc>
         <w:tc>
           <w:tcPr>
-            <w:tcW w:type="dxa" w:w="2232"/>
-            <w:vAlign w:val="top"/>
+            <w:tcW w:type="dxa" w:w="2045"/>
           </w:tcPr>
           <w:p>
-            <w:pPr>
-              <w:jc w:val="left"/>
-            </w:pPr>
-            <w:r/>
             <w:r>
-              <w:rPr>
-                <w:rFonts w:ascii="Arial" w:hAnsi="Arial"/>
-                <w:b w:val="0"/>
-                <w:sz w:val="17"/>
-              </w:rPr>
-              <w:t>Uses evidence appropriately.</w:t>
+              <w:t>View the product from the expected audience distance.</w:t>
             </w:r>
           </w:p>
         </w:tc>
         <w:tc>
           <w:tcPr>
-            <w:tcW w:type="dxa" w:w="2232"/>
-            <w:vAlign w:val="top"/>
+            <w:tcW w:type="dxa" w:w="2045"/>
           </w:tcPr>
           <w:p>
-            <w:pPr>
-              <w:jc w:val="left"/>
-            </w:pPr>
-            <w:r/>
             <w:r>
-              <w:rPr>
-                <w:rFonts w:ascii="Arial" w:hAnsi="Arial"/>
-                <w:b w:val="0"/>
-                <w:sz w:val="17"/>
-              </w:rPr>
-              <w:t>Mentions evidence but does not explain it fully.</w:t>
+              <w:t>Use the presentation product final check and revise before event day.</w:t>
             </w:r>
           </w:p>
         </w:tc>
         <w:tc>
           <w:tcPr>
-            <w:tcW w:type="dxa" w:w="2232"/>
-            <w:vAlign w:val="top"/>
+            <w:tcW w:type="dxa" w:w="2045"/>
           </w:tcPr>
           <w:p>
-            <w:pPr>
-              <w:jc w:val="left"/>
-            </w:pPr>
-            <w:r/>
             <w:r>
-              <w:rPr>
-                <w:rFonts w:ascii="Arial" w:hAnsi="Arial"/>
-                <w:b w:val="0"/>
-                <w:sz w:val="17"/>
-              </w:rPr>
-              <w:t>Provides little or no evidence.</w:t>
+              <w:t>U6 H11</w:t>
             </w:r>
           </w:p>
         </w:tc>
@@ -5415,101 +5375,51 @@
       <w:tr>
         <w:tc>
           <w:tcPr>
-            <w:tcW w:type="dxa" w:w="1944"/>
-            <w:vAlign w:val="top"/>
+            <w:tcW w:type="dxa" w:w="2045"/>
           </w:tcPr>
           <w:p>
-            <w:pPr>
-              <w:jc w:val="left"/>
-            </w:pPr>
-            <w:r/>
             <w:r>
-              <w:rPr>
-                <w:rFonts w:ascii="Arial" w:hAnsi="Arial"/>
-                <w:b w:val="0"/>
-                <w:sz w:val="17"/>
-              </w:rPr>
-              <w:t>Visual Communication</w:t>
+              <w:t>Limitations and Future Work</w:t>
             </w:r>
           </w:p>
         </w:tc>
         <w:tc>
           <w:tcPr>
-            <w:tcW w:type="dxa" w:w="2232"/>
-            <w:vAlign w:val="top"/>
+            <w:tcW w:type="dxa" w:w="2045"/>
           </w:tcPr>
           <w:p>
-            <w:pPr>
-              <w:jc w:val="left"/>
-            </w:pPr>
-            <w:r/>
             <w:r>
-              <w:rPr>
-                <w:rFonts w:ascii="Arial" w:hAnsi="Arial"/>
-                <w:b w:val="0"/>
-                <w:sz w:val="17"/>
-              </w:rPr>
-              <w:t>Visual product is clear, readable, professional, and evidence-centered.</w:t>
+              <w:t>Student names a meaningful limitation and a realistic evidence-based next step.</w:t>
             </w:r>
           </w:p>
         </w:tc>
         <w:tc>
           <w:tcPr>
-            <w:tcW w:type="dxa" w:w="2232"/>
-            <w:vAlign w:val="top"/>
+            <w:tcW w:type="dxa" w:w="2045"/>
           </w:tcPr>
           <w:p>
-            <w:pPr>
-              <w:jc w:val="left"/>
-            </w:pPr>
-            <w:r/>
             <w:r>
-              <w:rPr>
-                <w:rFonts w:ascii="Arial" w:hAnsi="Arial"/>
-                <w:b w:val="0"/>
-                <w:sz w:val="17"/>
-              </w:rPr>
-              <w:t>Visual product supports explanation.</w:t>
+              <w:t>Ask how the limitation changes confidence in the claim.</w:t>
             </w:r>
           </w:p>
         </w:tc>
         <w:tc>
           <w:tcPr>
-            <w:tcW w:type="dxa" w:w="2232"/>
-            <w:vAlign w:val="top"/>
+            <w:tcW w:type="dxa" w:w="2045"/>
           </w:tcPr>
           <w:p>
-            <w:pPr>
-              <w:jc w:val="left"/>
-            </w:pPr>
-            <w:r/>
             <w:r>
-              <w:rPr>
-                <w:rFonts w:ascii="Arial" w:hAnsi="Arial"/>
-                <w:b w:val="0"/>
-                <w:sz w:val="17"/>
-              </w:rPr>
-              <w:t>Visual product is present but crowded or unclear.</w:t>
+              <w:t>Use sentence frames and add the missing limitation/future-work language.</w:t>
             </w:r>
           </w:p>
         </w:tc>
         <w:tc>
           <w:tcPr>
-            <w:tcW w:type="dxa" w:w="2232"/>
-            <w:vAlign w:val="top"/>
+            <w:tcW w:type="dxa" w:w="2045"/>
           </w:tcPr>
           <w:p>
-            <w:pPr>
-              <w:jc w:val="left"/>
-            </w:pPr>
-            <w:r/>
             <w:r>
-              <w:rPr>
-                <w:rFonts w:ascii="Arial" w:hAnsi="Arial"/>
-                <w:b w:val="0"/>
-                <w:sz w:val="17"/>
-              </w:rPr>
-              <w:t>Visual product is missing, confusing, or distracting.</w:t>
+              <w:t>U6 H2, H9</w:t>
             </w:r>
           </w:p>
         </w:tc>
@@ -5517,101 +5427,51 @@
       <w:tr>
         <w:tc>
           <w:tcPr>
-            <w:tcW w:type="dxa" w:w="1944"/>
-            <w:vAlign w:val="top"/>
+            <w:tcW w:type="dxa" w:w="2045"/>
           </w:tcPr>
           <w:p>
-            <w:pPr>
-              <w:jc w:val="left"/>
-            </w:pPr>
-            <w:r/>
             <w:r>
-              <w:rPr>
-                <w:rFonts w:ascii="Arial" w:hAnsi="Arial"/>
-                <w:b w:val="0"/>
-                <w:sz w:val="17"/>
-              </w:rPr>
-              <w:t>Limitations and Future Work</w:t>
+              <w:t>Q&amp;A</w:t>
             </w:r>
           </w:p>
         </w:tc>
         <w:tc>
           <w:tcPr>
-            <w:tcW w:type="dxa" w:w="2232"/>
-            <w:vAlign w:val="top"/>
+            <w:tcW w:type="dxa" w:w="2045"/>
           </w:tcPr>
           <w:p>
-            <w:pPr>
-              <w:jc w:val="left"/>
-            </w:pPr>
-            <w:r/>
             <w:r>
-              <w:rPr>
-                <w:rFonts w:ascii="Arial" w:hAnsi="Arial"/>
-                <w:b w:val="0"/>
-                <w:sz w:val="17"/>
-              </w:rPr>
-              <w:t>Explains limitations and next steps thoughtfully.</w:t>
+              <w:t>Student answers with evidence, honesty, humility, and appropriate uncertainty language.</w:t>
             </w:r>
           </w:p>
         </w:tc>
         <w:tc>
           <w:tcPr>
-            <w:tcW w:type="dxa" w:w="2232"/>
-            <w:vAlign w:val="top"/>
+            <w:tcW w:type="dxa" w:w="2045"/>
           </w:tcPr>
           <w:p>
-            <w:pPr>
-              <w:jc w:val="left"/>
-            </w:pPr>
-            <w:r/>
             <w:r>
-              <w:rPr>
-                <w:rFonts w:ascii="Arial" w:hAnsi="Arial"/>
-                <w:b w:val="0"/>
-                <w:sz w:val="17"/>
-              </w:rPr>
-              <w:t>Addresses limitations and future work.</w:t>
+              <w:t>Ask one evidence question and one limitations question.</w:t>
             </w:r>
           </w:p>
         </w:tc>
         <w:tc>
           <w:tcPr>
-            <w:tcW w:type="dxa" w:w="2232"/>
-            <w:vAlign w:val="top"/>
+            <w:tcW w:type="dxa" w:w="2045"/>
           </w:tcPr>
           <w:p>
-            <w:pPr>
-              <w:jc w:val="left"/>
-            </w:pPr>
-            <w:r/>
             <w:r>
-              <w:rPr>
-                <w:rFonts w:ascii="Arial" w:hAnsi="Arial"/>
-                <w:b w:val="0"/>
-                <w:sz w:val="17"/>
-              </w:rPr>
-              <w:t>Mentions limitations or next steps briefly.</w:t>
+              <w:t>Run another mock Q&amp;A round and log the revisions.</w:t>
             </w:r>
           </w:p>
         </w:tc>
         <w:tc>
           <w:tcPr>
-            <w:tcW w:type="dxa" w:w="2232"/>
-            <w:vAlign w:val="top"/>
+            <w:tcW w:type="dxa" w:w="2045"/>
           </w:tcPr>
           <w:p>
-            <w:pPr>
-              <w:jc w:val="left"/>
-            </w:pPr>
-            <w:r/>
             <w:r>
-              <w:rPr>
-                <w:rFonts w:ascii="Arial" w:hAnsi="Arial"/>
-                <w:b w:val="0"/>
-                <w:sz w:val="17"/>
-              </w:rPr>
-              <w:t>Does not address limitations or future work.</w:t>
+              <w:t>U6 H7-H8</w:t>
             </w:r>
           </w:p>
         </w:tc>
@@ -5619,203 +5479,51 @@
       <w:tr>
         <w:tc>
           <w:tcPr>
-            <w:tcW w:type="dxa" w:w="1944"/>
-            <w:vAlign w:val="top"/>
+            <w:tcW w:type="dxa" w:w="2045"/>
           </w:tcPr>
           <w:p>
-            <w:pPr>
-              <w:jc w:val="left"/>
-            </w:pPr>
-            <w:r/>
             <w:r>
-              <w:rPr>
-                <w:rFonts w:ascii="Arial" w:hAnsi="Arial"/>
-                <w:b w:val="0"/>
-                <w:sz w:val="17"/>
-              </w:rPr>
-              <w:t>Q&amp;A</w:t>
-            </w:r>
-          </w:p>
-        </w:tc>
-        <w:tc>
-          <w:tcPr>
-            <w:tcW w:type="dxa" w:w="2232"/>
-            <w:vAlign w:val="top"/>
-          </w:tcPr>
-          <w:p>
-            <w:pPr>
-              <w:jc w:val="left"/>
-            </w:pPr>
-            <w:r/>
-            <w:r>
-              <w:rPr>
-                <w:rFonts w:ascii="Arial" w:hAnsi="Arial"/>
-                <w:b w:val="0"/>
-                <w:sz w:val="17"/>
-              </w:rPr>
-              <w:t>Answers thoughtfully with evidence, humility, and professionalism.</w:t>
-            </w:r>
-          </w:p>
-        </w:tc>
-        <w:tc>
-          <w:tcPr>
-            <w:tcW w:type="dxa" w:w="2232"/>
-            <w:vAlign w:val="top"/>
-          </w:tcPr>
-          <w:p>
-            <w:pPr>
-              <w:jc w:val="left"/>
-            </w:pPr>
-            <w:r/>
-            <w:r>
-              <w:rPr>
-                <w:rFonts w:ascii="Arial" w:hAnsi="Arial"/>
-                <w:b w:val="0"/>
-                <w:sz w:val="17"/>
-              </w:rPr>
-              <w:t>Answers questions accurately.</w:t>
-            </w:r>
-          </w:p>
-        </w:tc>
-        <w:tc>
-          <w:tcPr>
-            <w:tcW w:type="dxa" w:w="2232"/>
-            <w:vAlign w:val="top"/>
-          </w:tcPr>
-          <w:p>
-            <w:pPr>
-              <w:jc w:val="left"/>
-            </w:pPr>
-            <w:r/>
-            <w:r>
-              <w:rPr>
-                <w:rFonts w:ascii="Arial" w:hAnsi="Arial"/>
-                <w:b w:val="0"/>
-                <w:sz w:val="17"/>
-              </w:rPr>
-              <w:t>Answers some questions but lacks detail.</w:t>
-            </w:r>
-          </w:p>
-        </w:tc>
-        <w:tc>
-          <w:tcPr>
-            <w:tcW w:type="dxa" w:w="2232"/>
-            <w:vAlign w:val="top"/>
-          </w:tcPr>
-          <w:p>
-            <w:pPr>
-              <w:jc w:val="left"/>
-            </w:pPr>
-            <w:r/>
-            <w:r>
-              <w:rPr>
-                <w:rFonts w:ascii="Arial" w:hAnsi="Arial"/>
-                <w:b w:val="0"/>
-                <w:sz w:val="17"/>
-              </w:rPr>
-              <w:t>Struggles to answer basic questions.</w:t>
-            </w:r>
-          </w:p>
-        </w:tc>
-      </w:tr>
-      <w:tr>
-        <w:tc>
-          <w:tcPr>
-            <w:tcW w:type="dxa" w:w="1944"/>
-            <w:vAlign w:val="top"/>
-          </w:tcPr>
-          <w:p>
-            <w:pPr>
-              <w:jc w:val="left"/>
-            </w:pPr>
-            <w:r/>
-            <w:r>
-              <w:rPr>
-                <w:rFonts w:ascii="Arial" w:hAnsi="Arial"/>
-                <w:b w:val="0"/>
-                <w:sz w:val="17"/>
-              </w:rPr>
               <w:t>Professionalism</w:t>
             </w:r>
           </w:p>
         </w:tc>
         <w:tc>
           <w:tcPr>
-            <w:tcW w:type="dxa" w:w="2232"/>
-            <w:vAlign w:val="top"/>
+            <w:tcW w:type="dxa" w:w="2045"/>
           </w:tcPr>
           <w:p>
-            <w:pPr>
-              <w:jc w:val="left"/>
-            </w:pPr>
-            <w:r/>
             <w:r>
-              <w:rPr>
-                <w:rFonts w:ascii="Arial" w:hAnsi="Arial"/>
-                <w:b w:val="0"/>
-                <w:sz w:val="17"/>
-              </w:rPr>
-              <w:t>Engages guests confidently and respectfully throughout.</w:t>
+              <w:t>Student is ready to greet visitors, adapt explanations, remain at the station, and complete setup/cleanup duties.</w:t>
             </w:r>
           </w:p>
         </w:tc>
         <w:tc>
           <w:tcPr>
-            <w:tcW w:type="dxa" w:w="2232"/>
-            <w:vAlign w:val="top"/>
+            <w:tcW w:type="dxa" w:w="2045"/>
           </w:tcPr>
           <w:p>
-            <w:pPr>
-              <w:jc w:val="left"/>
-            </w:pPr>
-            <w:r/>
             <w:r>
-              <w:rPr>
-                <w:rFonts w:ascii="Arial" w:hAnsi="Arial"/>
-                <w:b w:val="0"/>
-                <w:sz w:val="17"/>
-              </w:rPr>
-              <w:t>Meets professionalism expectations.</w:t>
+              <w:t>Practice the opening visitor interaction.</w:t>
             </w:r>
           </w:p>
         </w:tc>
         <w:tc>
           <w:tcPr>
-            <w:tcW w:type="dxa" w:w="2232"/>
-            <w:vAlign w:val="top"/>
+            <w:tcW w:type="dxa" w:w="2045"/>
           </w:tcPr>
           <w:p>
-            <w:pPr>
-              <w:jc w:val="left"/>
-            </w:pPr>
-            <w:r/>
             <w:r>
-              <w:rPr>
-                <w:rFonts w:ascii="Arial" w:hAnsi="Arial"/>
-                <w:b w:val="0"/>
-                <w:sz w:val="17"/>
-              </w:rPr>
-              <w:t>Needs occasional reminders.</w:t>
+              <w:t>Review showcase expectations and repeat the visitor interaction routine.</w:t>
             </w:r>
           </w:p>
         </w:tc>
         <w:tc>
           <w:tcPr>
-            <w:tcW w:type="dxa" w:w="2232"/>
-            <w:vAlign w:val="top"/>
+            <w:tcW w:type="dxa" w:w="2045"/>
           </w:tcPr>
           <w:p>
-            <w:pPr>
-              <w:jc w:val="left"/>
-            </w:pPr>
-            <w:r/>
             <w:r>
-              <w:rPr>
-                <w:rFonts w:ascii="Arial" w:hAnsi="Arial"/>
-                <w:b w:val="0"/>
-                <w:sz w:val="17"/>
-              </w:rPr>
-              <w:t>Does not meet event expectations.</w:t>
+              <w:t>U6 H12</w:t>
             </w:r>
           </w:p>
         </w:tc>
@@ -6133,6 +5841,9 @@
             </w:r>
           </w:p>
         </w:tc>
+        <w:trPr>
+          <w:tblHeader/>
+        </w:trPr>
       </w:tr>
       <w:tr>
         <w:tc>
@@ -6703,6 +6414,9 @@
             </w:r>
           </w:p>
         </w:tc>
+        <w:trPr>
+          <w:tblHeader/>
+        </w:trPr>
       </w:tr>
       <w:tr>
         <w:tc>
@@ -7068,6 +6782,9 @@
           </w:r>
         </w:p>
       </w:tc>
+      <w:trPr>
+        <w:tblHeader/>
+      </w:trPr>
     </w:tr>
   </w:tbl>
 </w:hdr>

--- a/Teacher Resources (Start Here)/17_STARLAB_Showcase_Planning_Kit.docx
+++ b/Teacher Resources (Start Here)/17_STARLAB_Showcase_Planning_Kit.docx
@@ -1239,6 +1239,118 @@
       </w:pPr>
       <w:r>
         <w:t>2. Showcase Timeline</w:t>
+      </w:r>
+    </w:p>
+    <w:p>
+      <w:pPr>
+        <w:pStyle w:val="Heading2"/>
+      </w:pPr>
+      <w:r>
+        <w:t>STARLAB Course-Week Crosswalk (Teacher Planning Only)</w:t>
+      </w:r>
+    </w:p>
+    <w:p>
+      <w:pPr/>
+      <w:r>
+        <w:t>Use these course milestones to begin public-showcase operations well before Unit 6. Weeks 21, 24, and 27 are teacher planning only and do not add a student assignment, handout, deliverable, or print requirement.</w:t>
+      </w:r>
+    </w:p>
+    <w:p>
+      <w:pPr>
+        <w:pStyle w:val="ListBullet"/>
+      </w:pPr>
+      <w:r>
+        <w:rPr>
+          <w:b/>
+        </w:rPr>
+        <w:t xml:space="preserve">Week 21 (approximately 12 weeks before Week 33): </w:t>
+      </w:r>
+      <w:r>
+        <w:t>Select the public format, tentative date and time, intended audience, venue, and administrative or district support.</w:t>
+      </w:r>
+    </w:p>
+    <w:p>
+      <w:pPr>
+        <w:pStyle w:val="ListBullet"/>
+      </w:pPr>
+      <w:r>
+        <w:rPr>
+          <w:b/>
+        </w:rPr>
+        <w:t xml:space="preserve">Week 24 (approximately 9 weeks before Week 33): </w:t>
+      </w:r>
+      <w:r>
+        <w:t>Reserve space, confirm the public audience pathway, send a save-the-date, and begin district communication or visitor approval steps.</w:t>
+      </w:r>
+    </w:p>
+    <w:p>
+      <w:pPr>
+        <w:pStyle w:val="ListBullet"/>
+      </w:pPr>
+      <w:r>
+        <w:rPr>
+          <w:b/>
+        </w:rPr>
+        <w:t xml:space="preserve">Week 27 (approximately 6 weeks before Week 33): </w:t>
+      </w:r>
+      <w:r>
+        <w:t>Send formal invitations and lock technology, accessibility, room flow, assessment workflow, logistics owners, and backup plans.</w:t>
+      </w:r>
+    </w:p>
+    <w:p>
+      <w:pPr>
+        <w:pStyle w:val="ListBullet"/>
+      </w:pPr>
+      <w:r>
+        <w:rPr>
+          <w:b/>
+        </w:rPr>
+        <w:t xml:space="preserve">Week 30 (approximately 3 weeks before Week 33): </w:t>
+      </w:r>
+      <w:r>
+        <w:t>Confirm the event schedule, guest roles, technology plan, accessibility supports, and student presentation order.</w:t>
+      </w:r>
+    </w:p>
+    <w:p>
+      <w:pPr>
+        <w:pStyle w:val="ListBullet"/>
+      </w:pPr>
+      <w:r>
+        <w:rPr>
+          <w:b/>
+        </w:rPr>
+        <w:t xml:space="preserve">Week 32 (approximately 1 week before Week 33): </w:t>
+      </w:r>
+      <w:r>
+        <w:t>Complete the final readiness check, verify backup plans, and prepare any event-day printing or signage.</w:t>
+      </w:r>
+    </w:p>
+    <w:p>
+      <w:pPr>
+        <w:pStyle w:val="ListBullet"/>
+      </w:pPr>
+      <w:r>
+        <w:rPr>
+          <w:b/>
+        </w:rPr>
+        <w:t xml:space="preserve">Week 33: </w:t>
+      </w:r>
+      <w:r>
+        <w:t>Host the required presentation for a genuine public audience.</w:t>
+      </w:r>
+    </w:p>
+    <w:p>
+      <w:pPr>
+        <w:pStyle w:val="ListBullet"/>
+      </w:pPr>
+      <w:r>
+        <w:rPr>
+          <w:b/>
+        </w:rPr>
+        <w:t xml:space="preserve">Week 34: </w:t>
+      </w:r>
+      <w:r>
+        <w:t>Complete reflection, portfolio closeout, acknowledgments, and thank-you communication.</w:t>
       </w:r>
     </w:p>
     <w:tbl>
